--- a/defense/docs/reviews/official_reviewer_2_review_ru.docx
+++ b/defense/docs/reviews/official_reviewer_2_review_ru.docx
@@ -32,7 +32,7 @@
           <w:sz w:val="28"/>
           <w:u w:val="none"/>
         </w:rPr>
-        <w:t>на диссертационную работу Есмухамедова Нурмаганбета Сейткалиулы на тему «Автоматизированная диагностика диабетической ретинопатии посредством улучшения изображений глазного дна и классификации с помощью CNN», представленную на соискание степени доктора философии (PhD) по образовательной программе 8D06104 — «Вычислительная техника и программное обеспечение»</w:t>
+        <w:t>на диссертационную работу Есмухамедова Нурмаганбета Сейткалиулы на тему «Компьютерная система обработки и анализа данных глазного дна для поддержки лазерной коагуляции при лечении диабетической ретинопатии», представленную на соискание степени доктора философии (PhD) по образовательной программе 8D06102 — «Компьютерная и программная инженерия»</w:t>
       </w:r>
     </w:p>
     <w:tbl>
@@ -4877,7 +4877,7 @@
           <w:sz w:val="28"/>
           <w:u w:val="none"/>
         </w:rPr>
-        <w:t>Представленная диссертация на соискание степени доктора философии (PhD) Есмухамедова Нурмаганбета Сейткалиулы на тему «Автоматизированная диагностика диабетической ретинопатии посредством улучшения изображений глазного дна и классификации с помощью CNN» является законченной самостоятельной научно-исследовательской работой, которая отвечает требованиям «Правил присуждения степеней», а ее автор заслуживает ходатайствовать перед Комитетом о присуждении степени доктора философии (PhD) по образовательной программе 8D06104 — «Вычислительная техника и программное обеспечение».</w:t>
+        <w:t>Представленная диссертация на соискание степени доктора философии (PhD) Есмухамедова Нурмаганбета Сейткалиулы на тему «Компьютерная система обработки и анализа данных глазного дна для поддержки лазерной коагуляции при лечении диабетической ретинопатии» является законченной самостоятельной научно-исследовательской работой, которая отвечает требованиям «Правил присуждения степеней», а ее автор заслуживает ходатайствовать перед Комитетом о присуждении степени доктора философии (PhD) по образовательной программе 8D06102 — «Компьютерная и программная инженерия».</w:t>
       </w:r>
     </w:p>
     <w:p>

--- a/defense/docs/reviews/official_reviewer_2_review_ru.docx
+++ b/defense/docs/reviews/official_reviewer_2_review_ru.docx
@@ -4877,18 +4877,39 @@
           <w:sz w:val="28"/>
           <w:u w:val="none"/>
         </w:rPr>
-        <w:t>Представленная диссертация на соискание степени доктора философии (PhD) Есмухамедова Нурмаганбета Сейткалиулы на тему «Компьютерная система обработки и анализа данных глазного дна для поддержки лазерной коагуляции при лечении диабетической ретинопатии» является законченной самостоятельной научно-исследовательской работой, которая отвечает требованиям «Правил присуждения степеней», а ее автор заслуживает ходатайствовать перед Комитетом о присуждении степени доктора философии (PhD) по образовательной программе 8D06102 — «Компьютерная и программная инженерия».</w:t>
+        <w:t xml:space="preserve">Представленная диссертация на соискание степени доктора философии (PhD) </w:t>
+      </w:r>
+      <w:r>
+        <w:rPr>
+          <w:rFonts w:ascii="Times New Roman" w:hAnsi="Times New Roman" w:cs="Times New Roman" w:eastAsia="Times New Roman"/>
+          <w:b/>
+          <w:i w:val="0"/>
+          <w:sz w:val="28"/>
+          <w:u w:val="none"/>
+        </w:rPr>
+        <w:t>Есмухамедова Нурмаганбета Сейткалиулы</w:t>
+      </w:r>
+      <w:r>
+        <w:rPr>
+          <w:rFonts w:ascii="Times New Roman" w:hAnsi="Times New Roman" w:cs="Times New Roman" w:eastAsia="Times New Roman"/>
+          <w:b w:val="0"/>
+          <w:i w:val="0"/>
+          <w:sz w:val="28"/>
+          <w:u w:val="none"/>
+        </w:rPr>
+        <w:t xml:space="preserve"> на тему «Компьютерная система обработки и анализа данных глазного дна для поддержки лазерной коагуляции при лечении диабетической ретинопатии» является законченной самостоятельной научно-исследовательской работой, которая отвечает требованиям «Правил присуждения степеней», а ее автор заслуживает ходатайствовать перед Комитетом о присуждении степени доктора философии (PhD) по образовательной программе 8D06102 — «Компьютерная и программная инженерия».</w:t>
       </w:r>
     </w:p>
     <w:p>
       <w:pPr>
-        <w:ind w:firstLine="709"/>
-        <w:jc w:val="both"/>
+        <w:spacing w:after="0" w:before="280"/>
+        <w:ind w:firstLine="0"/>
+        <w:jc w:val="left"/>
       </w:pPr>
       <w:r>
         <w:rPr>
           <w:rFonts w:ascii="Times New Roman" w:hAnsi="Times New Roman" w:cs="Times New Roman" w:eastAsia="Times New Roman"/>
-          <w:b w:val="0"/>
+          <w:b/>
           <w:i w:val="0"/>
           <w:sz w:val="28"/>
           <w:u w:val="none"/>
@@ -4898,7 +4919,7 @@
     </w:p>
     <w:p>
       <w:pPr>
-        <w:spacing w:after="0"/>
+        <w:spacing w:after="0" w:before="280"/>
         <w:ind w:firstLine="0"/>
         <w:jc w:val="left"/>
       </w:pPr>
@@ -4915,7 +4936,7 @@
     </w:p>
     <w:p>
       <w:pPr>
-        <w:spacing w:after="0"/>
+        <w:spacing w:after="0" w:before="0"/>
         <w:ind w:firstLine="0"/>
         <w:jc w:val="left"/>
       </w:pPr>
@@ -4935,7 +4956,7 @@
         <w:tabs>
           <w:tab w:pos="14570" w:val="right"/>
         </w:tabs>
-        <w:spacing w:after="0"/>
+        <w:spacing w:after="0" w:before="0"/>
         <w:ind w:firstLine="0"/>
         <w:jc w:val="left"/>
       </w:pPr>
@@ -4962,7 +4983,7 @@
       <w:r>
         <w:rPr>
           <w:rFonts w:ascii="Times New Roman" w:hAnsi="Times New Roman" w:cs="Times New Roman" w:eastAsia="Times New Roman"/>
-          <w:b w:val="0"/>
+          <w:b/>
           <w:i w:val="0"/>
           <w:sz w:val="28"/>
           <w:u w:val="none"/>

--- a/defense/docs/reviews/official_reviewer_2_review_ru.docx
+++ b/defense/docs/reviews/official_reviewer_2_review_ru.docx
@@ -4372,7 +4372,7 @@
                 <w:sz w:val="28"/>
                 <w:u w:val="none"/>
               </w:rPr>
-              <w:t>Том изложен на 264 страницах, содержит 42 таблицы, 26 рисунков и две схемы и опирается на 107 источников; обозначения единообразны, сокращения объявлены в отдельном регистре, иллюстрации читаемы и пронумерованы в порядке следования по документу, оформление соответствует применимому государственному стандарту.</w:t>
+              <w:t>Том изложен на 265 страницах, содержит 42 таблицы, 26 рисунков и две схемы и опирается на 107 источников; обозначения единообразны, сокращения объявлены в отдельном регистре, иллюстрации читаемы и пронумерованы в порядке следования по документу, оформление соответствует применимому государственному стандарту.</w:t>
             </w:r>
           </w:p>
           <w:p>

--- a/defense/docs/reviews/official_reviewer_2_review_ru.docx
+++ b/defense/docs/reviews/official_reviewer_2_review_ru.docx
@@ -4744,7 +4744,7 @@
                 <w:sz w:val="28"/>
                 <w:u w:val="none"/>
               </w:rPr>
-              <w:t>, 2024, Т. 2, № 27-740.</w:t>
+              <w:t>, 2025, Т. 2, № 27-740.</w:t>
             </w:r>
           </w:p>
           <w:p>

--- a/defense/docs/reviews/official_reviewer_2_review_ru.docx
+++ b/defense/docs/reviews/official_reviewer_2_review_ru.docx
@@ -51,6 +51,10 @@
         <w:gridCol w:w="3642"/>
       </w:tblGrid>
       <w:tr>
+        <w:trPr>
+          <w:tblHeader/>
+          <w:cantSplit/>
+        </w:trPr>
         <w:tc>
           <w:tcPr>
             <w:tcW w:type="dxa" w:w="583"/>
@@ -141,6 +145,9 @@
         </w:tc>
       </w:tr>
       <w:tr>
+        <w:trPr>
+          <w:cantSplit/>
+        </w:trPr>
         <w:tc>
           <w:tcPr>
             <w:tcW w:type="dxa" w:w="583"/>
@@ -359,6 +366,9 @@
         </w:tc>
       </w:tr>
       <w:tr>
+        <w:trPr>
+          <w:cantSplit/>
+        </w:trPr>
         <w:tc>
           <w:tcPr>
             <w:tcW w:type="dxa" w:w="583"/>
@@ -505,6 +515,9 @@
         </w:tc>
       </w:tr>
       <w:tr>
+        <w:trPr>
+          <w:cantSplit/>
+        </w:trPr>
         <w:tc>
           <w:tcPr>
             <w:tcW w:type="dxa" w:w="583"/>
@@ -685,6 +698,9 @@
         </w:tc>
       </w:tr>
       <w:tr>
+        <w:trPr>
+          <w:cantSplit/>
+        </w:trPr>
         <w:tc>
           <w:tcPr>
             <w:tcW w:type="dxa" w:w="583"/>
@@ -891,6 +907,9 @@
         </w:tc>
       </w:tr>
       <w:tr>
+        <w:trPr>
+          <w:cantSplit/>
+        </w:trPr>
         <w:tc>
           <w:tcPr>
             <w:tcW w:type="dxa" w:w="583"/>
@@ -1009,6 +1028,9 @@
         </w:tc>
       </w:tr>
       <w:tr>
+        <w:trPr>
+          <w:cantSplit/>
+        </w:trPr>
         <w:tc>
           <w:tcPr>
             <w:tcW w:type="dxa" w:w="583"/>
@@ -1127,6 +1149,9 @@
         </w:tc>
       </w:tr>
       <w:tr>
+        <w:trPr>
+          <w:cantSplit/>
+        </w:trPr>
         <w:tc>
           <w:tcPr>
             <w:tcW w:type="dxa" w:w="583"/>
@@ -1245,6 +1270,9 @@
         </w:tc>
       </w:tr>
       <w:tr>
+        <w:trPr>
+          <w:cantSplit/>
+        </w:trPr>
         <w:tc>
           <w:tcPr>
             <w:tcW w:type="dxa" w:w="583"/>
@@ -1379,6 +1407,9 @@
         </w:tc>
       </w:tr>
       <w:tr>
+        <w:trPr>
+          <w:cantSplit/>
+        </w:trPr>
         <w:tc>
           <w:tcPr>
             <w:tcW w:type="dxa" w:w="583"/>
@@ -1573,6 +1604,9 @@
         </w:tc>
       </w:tr>
       <w:tr>
+        <w:trPr>
+          <w:cantSplit/>
+        </w:trPr>
         <w:tc>
           <w:tcPr>
             <w:tcW w:type="dxa" w:w="583"/>
@@ -1691,6 +1725,9 @@
         </w:tc>
       </w:tr>
       <w:tr>
+        <w:trPr>
+          <w:cantSplit/>
+        </w:trPr>
         <w:tc>
           <w:tcPr>
             <w:tcW w:type="dxa" w:w="583"/>
@@ -1809,6 +1846,9 @@
         </w:tc>
       </w:tr>
       <w:tr>
+        <w:trPr>
+          <w:cantSplit/>
+        </w:trPr>
         <w:tc>
           <w:tcPr>
             <w:tcW w:type="dxa" w:w="583"/>
@@ -1935,6 +1975,9 @@
         </w:tc>
       </w:tr>
       <w:tr>
+        <w:trPr>
+          <w:cantSplit/>
+        </w:trPr>
         <w:tc>
           <w:tcPr>
             <w:tcW w:type="dxa" w:w="583"/>
@@ -2376,6 +2419,9 @@
         </w:tc>
       </w:tr>
       <w:tr>
+        <w:trPr>
+          <w:cantSplit/>
+        </w:trPr>
         <w:tc>
           <w:tcPr>
             <w:tcW w:type="dxa" w:w="583"/>
@@ -2463,6 +2509,9 @@
         </w:tc>
       </w:tr>
       <w:tr>
+        <w:trPr>
+          <w:cantSplit/>
+        </w:trPr>
         <w:tc>
           <w:tcPr>
             <w:tcW w:type="dxa" w:w="583"/>
@@ -2550,6 +2599,9 @@
         </w:tc>
       </w:tr>
       <w:tr>
+        <w:trPr>
+          <w:cantSplit/>
+        </w:trPr>
         <w:tc>
           <w:tcPr>
             <w:tcW w:type="dxa" w:w="583"/>
@@ -2637,6 +2689,9 @@
         </w:tc>
       </w:tr>
       <w:tr>
+        <w:trPr>
+          <w:cantSplit/>
+        </w:trPr>
         <w:tc>
           <w:tcPr>
             <w:tcW w:type="dxa" w:w="583"/>
@@ -2724,6 +2779,9 @@
         </w:tc>
       </w:tr>
       <w:tr>
+        <w:trPr>
+          <w:cantSplit/>
+        </w:trPr>
         <w:tc>
           <w:tcPr>
             <w:tcW w:type="dxa" w:w="583"/>
@@ -2811,6 +2869,9 @@
         </w:tc>
       </w:tr>
       <w:tr>
+        <w:trPr>
+          <w:cantSplit/>
+        </w:trPr>
         <w:tc>
           <w:tcPr>
             <w:tcW w:type="dxa" w:w="583"/>
@@ -2898,6 +2959,9 @@
         </w:tc>
       </w:tr>
       <w:tr>
+        <w:trPr>
+          <w:cantSplit/>
+        </w:trPr>
         <w:tc>
           <w:tcPr>
             <w:tcW w:type="dxa" w:w="583"/>
@@ -2985,6 +3049,9 @@
         </w:tc>
       </w:tr>
       <w:tr>
+        <w:trPr>
+          <w:cantSplit/>
+        </w:trPr>
         <w:tc>
           <w:tcPr>
             <w:tcW w:type="dxa" w:w="583"/>
@@ -3072,6 +3139,9 @@
         </w:tc>
       </w:tr>
       <w:tr>
+        <w:trPr>
+          <w:cantSplit/>
+        </w:trPr>
         <w:tc>
           <w:tcPr>
             <w:tcW w:type="dxa" w:w="583"/>
@@ -3159,6 +3229,9 @@
         </w:tc>
       </w:tr>
       <w:tr>
+        <w:trPr>
+          <w:cantSplit/>
+        </w:trPr>
         <w:tc>
           <w:tcPr>
             <w:tcW w:type="dxa" w:w="583"/>
@@ -3262,6 +3335,9 @@
         </w:tc>
       </w:tr>
       <w:tr>
+        <w:trPr>
+          <w:cantSplit/>
+        </w:trPr>
         <w:tc>
           <w:tcPr>
             <w:tcW w:type="dxa" w:w="583"/>
@@ -3452,6 +3528,9 @@
         </w:tc>
       </w:tr>
       <w:tr>
+        <w:trPr>
+          <w:cantSplit/>
+        </w:trPr>
         <w:tc>
           <w:tcPr>
             <w:tcW w:type="dxa" w:w="583"/>
@@ -3554,6 +3633,9 @@
         </w:tc>
       </w:tr>
       <w:tr>
+        <w:trPr>
+          <w:cantSplit/>
+        </w:trPr>
         <w:tc>
           <w:tcPr>
             <w:tcW w:type="dxa" w:w="583"/>
@@ -3656,6 +3738,9 @@
         </w:tc>
       </w:tr>
       <w:tr>
+        <w:trPr>
+          <w:cantSplit/>
+        </w:trPr>
         <w:tc>
           <w:tcPr>
             <w:tcW w:type="dxa" w:w="583"/>
@@ -3736,6 +3821,9 @@
         </w:tc>
       </w:tr>
       <w:tr>
+        <w:trPr>
+          <w:cantSplit/>
+        </w:trPr>
         <w:tc>
           <w:tcPr>
             <w:tcW w:type="dxa" w:w="583"/>
@@ -3810,7 +3898,7 @@
                 <w:sz w:val="28"/>
                 <w:u w:val="none"/>
               </w:rPr>
-              <w:t>Список из 107 источников достаточен и соответствует предмету.</w:t>
+              <w:t>Список из 99 источников достаточен и соответствует предмету.</w:t>
             </w:r>
           </w:p>
           <w:p>
@@ -3832,6 +3920,9 @@
         </w:tc>
       </w:tr>
       <w:tr>
+        <w:trPr>
+          <w:cantSplit/>
+        </w:trPr>
         <w:tc>
           <w:tcPr>
             <w:tcW w:type="dxa" w:w="583"/>
@@ -3994,6 +4085,9 @@
         </w:tc>
       </w:tr>
       <w:tr>
+        <w:trPr>
+          <w:cantSplit/>
+        </w:trPr>
         <w:tc>
           <w:tcPr>
             <w:tcW w:type="dxa" w:w="583"/>
@@ -4096,6 +4190,9 @@
         </w:tc>
       </w:tr>
       <w:tr>
+        <w:trPr>
+          <w:cantSplit/>
+        </w:trPr>
         <w:tc>
           <w:tcPr>
             <w:tcW w:type="dxa" w:w="583"/>
@@ -4214,6 +4311,9 @@
         </w:tc>
       </w:tr>
       <w:tr>
+        <w:trPr>
+          <w:cantSplit/>
+        </w:trPr>
         <w:tc>
           <w:tcPr>
             <w:tcW w:type="dxa" w:w="583"/>
@@ -4372,7 +4472,7 @@
                 <w:sz w:val="28"/>
                 <w:u w:val="none"/>
               </w:rPr>
-              <w:t>Том изложен на 265 страницах, содержит 42 таблицы, 26 рисунков и две схемы и опирается на 107 источников; обозначения единообразны, сокращения объявлены в отдельном регистре, иллюстрации читаемы и пронумерованы в порядке следования по документу, оформление соответствует применимому государственному стандарту.</w:t>
+              <w:t>Том изложен на 117 страницах, содержит 19 таблиц, 16 рисунков и четыре схемы и опирается на 99 источников; обозначения единообразны, сокращения объявлены в отдельном регистре, иллюстрации читаемы и пронумерованы в порядке следования по документу, оформление соответствует применимому государственному стандарту.</w:t>
             </w:r>
           </w:p>
           <w:p>
@@ -4394,6 +4494,9 @@
         </w:tc>
       </w:tr>
       <w:tr>
+        <w:trPr>
+          <w:cantSplit/>
+        </w:trPr>
         <w:tc>
           <w:tcPr>
             <w:tcW w:type="dxa" w:w="583"/>
@@ -4522,6 +4625,9 @@
         </w:tc>
       </w:tr>
       <w:tr>
+        <w:trPr>
+          <w:cantSplit/>
+        </w:trPr>
         <w:tc>
           <w:tcPr>
             <w:tcW w:type="dxa" w:w="583"/>
@@ -4766,6 +4872,9 @@
         </w:tc>
       </w:tr>
       <w:tr>
+        <w:trPr>
+          <w:cantSplit/>
+        </w:trPr>
         <w:tc>
           <w:tcPr>
             <w:tcW w:type="dxa" w:w="583"/>

--- a/defense/docs/reviews/official_reviewer_2_review_ru.docx
+++ b/defense/docs/reviews/official_reviewer_2_review_ru.docx
@@ -3898,7 +3898,7 @@
                 <w:sz w:val="28"/>
                 <w:u w:val="none"/>
               </w:rPr>
-              <w:t>Список из 99 источников достаточен и соответствует предмету.</w:t>
+              <w:t>Список из 102 источников достаточен и соответствует предмету.</w:t>
             </w:r>
           </w:p>
           <w:p>
@@ -4472,7 +4472,7 @@
                 <w:sz w:val="28"/>
                 <w:u w:val="none"/>
               </w:rPr>
-              <w:t>Том изложен на 117 страницах, содержит 19 таблиц, 16 рисунков и четыре схемы и опирается на 99 источников; обозначения единообразны, сокращения объявлены в отдельном регистре, иллюстрации читаемы и пронумерованы в порядке следования по документу, оформление соответствует применимому государственному стандарту.</w:t>
+              <w:t>Том изложен на 118 страницах, содержит 19 таблиц, 16 рисунков и четыре схемы и опирается на 102 источника; обозначения единообразны, сокращения объявлены в отдельном регистре, иллюстрации читаемы и пронумерованы в порядке следования по документу, оформление соответствует применимому государственному стандарту.</w:t>
             </w:r>
           </w:p>
           <w:p>

--- a/defense/docs/reviews/official_reviewer_2_review_ru.docx
+++ b/defense/docs/reviews/official_reviewer_2_review_ru.docx
@@ -4472,7 +4472,7 @@
                 <w:sz w:val="28"/>
                 <w:u w:val="none"/>
               </w:rPr>
-              <w:t>Том изложен на 118 страницах, содержит 19 таблиц, 16 рисунков и четыре схемы и опирается на 102 источника; обозначения единообразны, сокращения объявлены в отдельном регистре, иллюстрации читаемы и пронумерованы в порядке следования по документу, оформление соответствует применимому государственному стандарту.</w:t>
+              <w:t>Том изложен на 113 страницах, содержит 19 таблиц, 16 рисунков и четыре схемы и опирается на 102 источника; обозначения единообразны, сокращения объявлены в отдельном регистре, иллюстрации читаемы и пронумерованы в порядке следования по документу, оформление соответствует применимому государственному стандарту.</w:t>
             </w:r>
           </w:p>
           <w:p>

--- a/defense/docs/reviews/official_reviewer_2_review_ru.docx
+++ b/defense/docs/reviews/official_reviewer_2_review_ru.docx
@@ -32,7 +32,7 @@
           <w:sz w:val="28"/>
           <w:u w:val="none"/>
         </w:rPr>
-        <w:t>на диссертационную работу Есмухамедова Нурмаганбета Сейткалиулы на тему «Компьютерная система обработки и анализа данных глазного дна для поддержки лазерной коагуляции при лечении диабетической ретинопатии», представленную на соискание степени доктора философии (PhD) по образовательной программе 8D06102 — «Компьютерная и программная инженерия»</w:t>
+        <w:t>на диссертационную работу Есмухамедова Нурмаганбета Сейткалиулы на тему «Информационная система автоматического обнаружения заболеваний сетчатки на основе глубокого обучения с использованием изображений оптической когерентной томографии», представленную на соискание степени доктора философии (PhD) по образовательной программе 8D06102 — «Компьютерная и программная инженерия»</w:t>
       </w:r>
     </w:p>
     <w:tbl>
@@ -5006,7 +5006,7 @@
           <w:sz w:val="28"/>
           <w:u w:val="none"/>
         </w:rPr>
-        <w:t xml:space="preserve"> на тему «Компьютерная система обработки и анализа данных глазного дна для поддержки лазерной коагуляции при лечении диабетической ретинопатии» является законченной самостоятельной научно-исследовательской работой, которая отвечает требованиям «Правил присуждения степеней», а ее автор заслуживает ходатайствовать перед Комитетом о присуждении степени доктора философии (PhD) по образовательной программе 8D06102 — «Компьютерная и программная инженерия».</w:t>
+        <w:t xml:space="preserve"> на тему «Информационная система автоматического обнаружения заболеваний сетчатки на основе глубокого обучения с использованием изображений оптической когерентной томографии» является законченной самостоятельной научно-исследовательской работой, которая отвечает требованиям «Правил присуждения степеней», а ее автор заслуживает ходатайствовать перед Комитетом о присуждении степени доктора философии (PhD) по образовательной программе 8D06102 — «Компьютерная и программная инженерия».</w:t>
       </w:r>
     </w:p>
     <w:p>
